--- a/companies/meridian-actuarial/Engagements/Miller, Cook and Snyder/Meeting Minutes 2018-02-12 - Miller, Cook and Snyder.docx
+++ b/companies/meridian-actuarial/Engagements/Miller, Cook and Snyder/Meeting Minutes 2018-02-12 - Miller, Cook and Snyder.docx
@@ -7,12 +7,12 @@
         <w:pStyle w:val="Heading1"/>
       </w:pPr>
       <w:r>
-        <w:t>Review Session: Reserve Adequacy Review for Miller, Cook and Snyder</w:t>
+        <w:t>Minutes: Session on the Draft Report</w:t>
       </w:r>
     </w:p>
     <w:p>
       <w:r>
-        <w:t>Date: February 12, 2018. Minutes recorded by David Sherman.</w:t>
+        <w:t>The session took Miller, Cook and Snyder's questions on the draft report. Three revisions to the draft were agreed, together with a one-page summary to accompany the final report. None of them alters our estimate or its comparison with the carried reserves, and the final report can be prepared once they are made.</w:t>
       </w:r>
     </w:p>
     <w:p>
@@ -20,31 +20,7 @@
         <w:pStyle w:val="Heading2"/>
       </w:pPr>
       <w:r>
-        <w:t>In Attendance</w:t>
-      </w:r>
-    </w:p>
-    <w:p>
-      <w:pPr>
-        <w:pStyle w:val="ListBullet"/>
-      </w:pPr>
-      <w:r>
-        <w:t>David Sherman, Senior Analyst, Meridian Actuarial Advisors (recording)</w:t>
-      </w:r>
-    </w:p>
-    <w:p>
-      <w:pPr>
-        <w:pStyle w:val="ListBullet"/>
-      </w:pPr>
-      <w:r>
-        <w:t>Jennifer Vasquez, Consulting Actuary, Meridian Actuarial Advisors</w:t>
-      </w:r>
-    </w:p>
-    <w:p>
-      <w:pPr>
-        <w:pStyle w:val="ListBullet"/>
-      </w:pPr>
-      <w:r>
-        <w:t>Megan Dudley, Actuarial Associate, Meridian Actuarial Advisors</w:t>
+        <w:t>Present</w:t>
       </w:r>
     </w:p>
     <w:p>
@@ -57,15 +33,26 @@
     </w:p>
     <w:p>
       <w:pPr>
-        <w:pStyle w:val="Heading2"/>
+        <w:pStyle w:val="ListBullet"/>
       </w:pPr>
       <w:r>
-        <w:t>Summary</w:t>
+        <w:t>Jennifer Vasquez, Consulting Actuary</w:t>
       </w:r>
     </w:p>
     <w:p>
+      <w:pPr>
+        <w:pStyle w:val="ListBullet"/>
+      </w:pPr>
       <w:r>
-        <w:t>The independent estimate is complete and the draft report is with the client for review. The session worked through the client's comments and fixed the remaining steps to a final, signed opinion; none of the comments touched the underlying numbers.</w:t>
+        <w:t>Megan Dudley, Actuarial Associate</w:t>
+      </w:r>
+    </w:p>
+    <w:p>
+      <w:pPr>
+        <w:pStyle w:val="ListBullet"/>
+      </w:pPr>
+      <w:r>
+        <w:t>David Sherman, Senior Analyst</w:t>
       </w:r>
     </w:p>
     <w:p>
@@ -73,22 +60,37 @@
         <w:pStyle w:val="Heading2"/>
       </w:pPr>
       <w:r>
-        <w:t>Matters Reviewed</w:t>
+        <w:t>Questions raised on the draft</w:t>
       </w:r>
     </w:p>
     <w:p>
       <w:r>
-        <w:t>David Sherman reported that the estimate of the required reserves is finished and reconciles to the data as reconciled earlier in the engagement. The estimate was developed segment by segment from the reconciled detail, and each segment ties back to the carried figures it corresponds to, so the comparison is made on a consistent basis. That comparison shows a modest difference in aggregate, and each component of that difference has been attributed to its source: part traces to a single judgment-based assumption, and the remainder to the grouping of a small block of obligations. Nothing in the estimate rests on a number that has not been tied back to the client's own records, and the attribution is documented so the difference reads as a set of identified causes and not a single unexplained figure.</w:t>
+        <w:t>Data section. Michelle Hudson asked that the account of the replaced extract state plainly that the replacement was a fresh run of the same extract as of the same valuation date, not a corrected copy of the first file. David Sherman agreed that the current wording could be read either way. The paragraph on the misdated records will also say that the corrected dates were supplied by the client and loaded as received, not estimated by us.</w:t>
       </w:r>
     </w:p>
     <w:p>
       <w:r>
-        <w:t>Michelle Hudson presented the client's comments on the draft report. The comments concerned presentation and the rationale for one judgment-based assumption; they did not question the measured inputs, and the group treated that as the important point. Jennifer Vasquez confirmed which of the comments the report will take up and which reflect a matter of professional judgment the firm will not move off. On the presentation points, the report will be adjusted to make the exhibits easier to follow. On the assumption, the firm's view stands, and Jennifer Vasquez will set out the reasoning plainly in the text, so the reader can see the basis for the judgment and weigh it, whether or not they share it. Megan Dudley will fold the agreed presentation edits into the exhibits and reconcile them once more against the estimate.</w:t>
+        <w:t>Experience period. The draft sets the assumptions on claim experience after the claim system replacement and shows the effect of including the earlier experience as a sensitivity. Michelle Hudson asked whether the sensitivity should be read as a second estimate. Jennifer Vasquez said it should not. The choice of period is a judgment, documented in the assumptions section with the client's written description of the change as its basis. The sensitivity is shown so that a reader can see how much that judgment matters. The paragraph introducing the exhibit will be revised to say so.</w:t>
       </w:r>
     </w:p>
     <w:p>
       <w:r>
-        <w:t>On the report as a whole, the group confirmed it holds to its structure: what the data show, what was assumed, and what is concluded remain three separate parts, and the actuarial standards the opinion rests on are named. The reliance language was reviewed and agreed, so the report is clear about what the firm relied on from the client and what it independently tested. With the estimate settled and the comments resolved, the work is in its final stretch and on the schedule agreed at the start. The remaining steps are mechanical: incorporate the edits, complete a final reconciliation of the exhibits, and prepare the signed opinion.</w:t>
+        <w:t>Assumption change made during the year. The analysis that supported the change is cited in the draft by description only. Michelle Hudson asked that the citation name the document. Agreed.</w:t>
+      </w:r>
+    </w:p>
+    <w:p>
+      <w:r>
+        <w:t>Summary for management. Michelle Hudson asked whether a one-page summary could be prepared for her management. Jennifer Vasquez agreed, on the condition that the summary carries the conclusion together with the assumptions it depends on and refers the reader to the full report. A summary that states the conclusion without its assumptions will not be issued.</w:t>
+      </w:r>
+    </w:p>
+    <w:p>
+      <w:r>
+        <w:t>Replication residual. Michelle Hudson asked whether the small difference in the replication, mentioned in the December progress report, had been explained. David Sherman said it had. It comes from the client's process rounding its reserve factors before applying them, where the model carries them unrounded. The effect is described in the data section and is immaterial to the comparison. It is not a finding about the reserves.</w:t>
+      </w:r>
+    </w:p>
+    <w:p>
+      <w:r>
+        <w:t>Timing. Jennifer Vasquez confirmed that the final report will follow once the revisions below are made and item 5 has been answered. No change to the schedule in the engagement letter is expected. Any questions that follow from this session will be handled as part of the one round of questions on the draft that the letter provides for.</w:t>
       </w:r>
     </w:p>
     <w:p>
@@ -96,193 +98,52 @@
         <w:pStyle w:val="Heading2"/>
       </w:pPr>
       <w:r>
-        <w:t>Actions Agreed</w:t>
+        <w:t>Agreed actions</w:t>
       </w:r>
     </w:p>
-    <w:tbl>
-      <w:tblPr>
-        <w:tblStyle w:val="TableGrid"/>
-        <w:tblW w:type="auto" w:w="0"/>
-        <w:tblLook w:firstColumn="1" w:firstRow="1" w:lastColumn="0" w:lastRow="0" w:noHBand="0" w:noVBand="1" w:val="04A0"/>
-      </w:tblPr>
-      <w:tblGrid>
-        <w:gridCol w:w="2880"/>
-        <w:gridCol w:w="2880"/>
-        <w:gridCol w:w="2880"/>
-      </w:tblGrid>
-      <w:tr>
-        <w:tc>
-          <w:tcPr>
-            <w:tcW w:type="dxa" w:w="2880"/>
-          </w:tcPr>
-          <w:p>
-            <w:r>
-              <w:rPr>
-                <w:b/>
-              </w:rPr>
-              <w:t>Action</w:t>
-            </w:r>
-          </w:p>
-        </w:tc>
-        <w:tc>
-          <w:tcPr>
-            <w:tcW w:type="dxa" w:w="2880"/>
-          </w:tcPr>
-          <w:p>
-            <w:r>
-              <w:rPr>
-                <w:b/>
-              </w:rPr>
-              <w:t>Owner</w:t>
-            </w:r>
-          </w:p>
-        </w:tc>
-        <w:tc>
-          <w:tcPr>
-            <w:tcW w:type="dxa" w:w="2880"/>
-          </w:tcPr>
-          <w:p>
-            <w:r>
-              <w:rPr>
-                <w:b/>
-              </w:rPr>
-              <w:t>Target</w:t>
-            </w:r>
-          </w:p>
-        </w:tc>
-      </w:tr>
-      <w:tr>
-        <w:tc>
-          <w:tcPr>
-            <w:tcW w:type="dxa" w:w="2880"/>
-          </w:tcPr>
-          <w:p>
-            <w:r>
-              <w:t>Fold the client's presentation comments into the exhibits</w:t>
-            </w:r>
-          </w:p>
-        </w:tc>
-        <w:tc>
-          <w:tcPr>
-            <w:tcW w:type="dxa" w:w="2880"/>
-          </w:tcPr>
-          <w:p>
-            <w:r>
-              <w:t>Megan Dudley</w:t>
-            </w:r>
-          </w:p>
-        </w:tc>
-        <w:tc>
-          <w:tcPr>
-            <w:tcW w:type="dxa" w:w="2880"/>
-          </w:tcPr>
-          <w:p>
-            <w:r>
-              <w:t>Feb 19</w:t>
-            </w:r>
-          </w:p>
-        </w:tc>
-      </w:tr>
-      <w:tr>
-        <w:tc>
-          <w:tcPr>
-            <w:tcW w:type="dxa" w:w="2880"/>
-          </w:tcPr>
-          <w:p>
-            <w:r>
-              <w:t>Set out the rationale for the flagged assumption in the text</w:t>
-            </w:r>
-          </w:p>
-        </w:tc>
-        <w:tc>
-          <w:tcPr>
-            <w:tcW w:type="dxa" w:w="2880"/>
-          </w:tcPr>
-          <w:p>
-            <w:r>
-              <w:t>Jennifer Vasquez</w:t>
-            </w:r>
-          </w:p>
-        </w:tc>
-        <w:tc>
-          <w:tcPr>
-            <w:tcW w:type="dxa" w:w="2880"/>
-          </w:tcPr>
-          <w:p>
-            <w:r>
-              <w:t>Feb 21</w:t>
-            </w:r>
-          </w:p>
-        </w:tc>
-      </w:tr>
-      <w:tr>
-        <w:tc>
-          <w:tcPr>
-            <w:tcW w:type="dxa" w:w="2880"/>
-          </w:tcPr>
-          <w:p>
-            <w:r>
-              <w:t>Reconcile the final exhibits to the estimate a last time</w:t>
-            </w:r>
-          </w:p>
-        </w:tc>
-        <w:tc>
-          <w:tcPr>
-            <w:tcW w:type="dxa" w:w="2880"/>
-          </w:tcPr>
-          <w:p>
-            <w:r>
-              <w:t>David Sherman</w:t>
-            </w:r>
-          </w:p>
-        </w:tc>
-        <w:tc>
-          <w:tcPr>
-            <w:tcW w:type="dxa" w:w="2880"/>
-          </w:tcPr>
-          <w:p>
-            <w:r>
-              <w:t>Feb 23</w:t>
-            </w:r>
-          </w:p>
-        </w:tc>
-      </w:tr>
-      <w:tr>
-        <w:tc>
-          <w:tcPr>
-            <w:tcW w:type="dxa" w:w="2880"/>
-          </w:tcPr>
-          <w:p>
-            <w:r>
-              <w:t>Confirm the client's remaining questions are resolved</w:t>
-            </w:r>
-          </w:p>
-        </w:tc>
-        <w:tc>
-          <w:tcPr>
-            <w:tcW w:type="dxa" w:w="2880"/>
-          </w:tcPr>
-          <w:p>
-            <w:r>
-              <w:t>Michelle Hudson</w:t>
-            </w:r>
-          </w:p>
-        </w:tc>
-        <w:tc>
-          <w:tcPr>
-            <w:tcW w:type="dxa" w:w="2880"/>
-          </w:tcPr>
-          <w:p>
-            <w:r>
-              <w:t>Feb 20</w:t>
-            </w:r>
-          </w:p>
-        </w:tc>
-      </w:tr>
-    </w:tbl>
+    <w:p>
+      <w:pPr>
+        <w:pStyle w:val="ListBullet"/>
+      </w:pPr>
+      <w:r>
+        <w:t>1. Revise the data section's account of the replaced extract and the corrected dates. Owner: Megan Dudley, with David Sherman checking the wording against the data log.</w:t>
+      </w:r>
+    </w:p>
+    <w:p>
+      <w:pPr>
+        <w:pStyle w:val="ListBullet"/>
+      </w:pPr>
+      <w:r>
+        <w:t>2. Revise the paragraph introducing the sensitivity exhibit. Owner: Jennifer Vasquez.</w:t>
+      </w:r>
+    </w:p>
+    <w:p>
+      <w:pPr>
+        <w:pStyle w:val="ListBullet"/>
+      </w:pPr>
+      <w:r>
+        <w:t>3. Name the supporting analysis in the assumptions section, using its title as logged on receipt. Owner: Megan Dudley.</w:t>
+      </w:r>
+    </w:p>
+    <w:p>
+      <w:pPr>
+        <w:pStyle w:val="ListBullet"/>
+      </w:pPr>
+      <w:r>
+        <w:t>4. Draft the one-page summary, to be issued with the final report. Owner: Jennifer Vasquez.</w:t>
+      </w:r>
+    </w:p>
+    <w:p>
+      <w:pPr>
+        <w:pStyle w:val="ListBullet"/>
+      </w:pPr>
+      <w:r>
+        <w:t>5. Confirm whether any further questions on the draft will come from Miller, Cook and Snyder. Owner: Michelle Hudson.</w:t>
+      </w:r>
+    </w:p>
     <w:p>
       <w:r>
-        <w:t>The next session will review the final draft ahead of sign-off.</w:t>
+        <w:t>Any further questions on the draft should come to Megan Dudley, as the data questions did, so that one log holds them all.</w:t>
       </w:r>
     </w:p>
     <w:sectPr>
